--- a/Data Science-INCOEX/Spanish/Manejo de Preparacion de Datos/Exam/SQL/Codigo del proyecto.docx
+++ b/Data Science-INCOEX/Spanish/Manejo de Preparacion de Datos/Exam/SQL/Codigo del proyecto.docx
@@ -17,7 +17,6 @@
           <w:lang w:val="es-MX"/>
         </w:rPr>
       </w:pPr>
-      <w:bookmarkStart w:id="0" w:name="_GoBack"/>
       <w:r>
         <w:rPr>
           <w:rFonts w:hint="default" w:ascii="Cascadia Mono" w:hAnsi="Cascadia Mono" w:eastAsia="Cascadia Mono" w:cs="Cascadia Mono"/>
@@ -29,7 +28,6 @@
         <w:t>---seleccionar base de datos asi no ahi errores al correr la base</w:t>
       </w:r>
     </w:p>
-    <w:bookmarkEnd w:id="0"/>
     <w:p>
       <w:pPr>
         <w:pStyle w:val="4"/>
@@ -93,60 +91,62 @@
         <w:rPr>
           <w:rFonts w:hint="default"/>
         </w:rPr>
+        <w:t>SELECT * FROM dbo.carrera;</w:t>
+      </w:r>
+    </w:p>
+    <w:p>
+      <w:pPr>
+        <w:rPr>
+          <w:rFonts w:hint="default"/>
+        </w:rPr>
+      </w:pPr>
+      <w:r>
+        <w:rPr>
+          <w:rFonts w:hint="default"/>
+        </w:rPr>
+        <w:t>SELECT * FROM dbo.profesor;</w:t>
+      </w:r>
+    </w:p>
+    <w:p>
+      <w:pPr>
+        <w:rPr>
+          <w:rFonts w:hint="default"/>
+        </w:rPr>
+      </w:pPr>
+      <w:r>
+        <w:rPr>
+          <w:rFonts w:hint="default"/>
+        </w:rPr>
+        <w:t>SELECT * FROM dbo.estudiante;</w:t>
+      </w:r>
+    </w:p>
+    <w:p>
+      <w:pPr>
+        <w:rPr>
+          <w:rFonts w:hint="default"/>
+        </w:rPr>
+      </w:pPr>
+      <w:r>
+        <w:rPr>
+          <w:rFonts w:hint="default"/>
+        </w:rPr>
+        <w:t>SELECT * FROM dbo.curso;</w:t>
+      </w:r>
+    </w:p>
+    <w:p>
+      <w:pPr>
+        <w:rPr>
+          <w:rFonts w:hint="default"/>
+        </w:rPr>
+      </w:pPr>
+      <w:r>
+        <w:rPr>
+          <w:rFonts w:hint="default"/>
+        </w:rPr>
         <w:t>SELECT * FROM dbo.facultad;</w:t>
       </w:r>
-    </w:p>
-    <w:p>
-      <w:pPr>
-        <w:rPr>
-          <w:rFonts w:hint="default"/>
-        </w:rPr>
-      </w:pPr>
-      <w:r>
-        <w:rPr>
-          <w:rFonts w:hint="default"/>
-        </w:rPr>
-        <w:t>SELECT * FROM dbo.carrera;</w:t>
-      </w:r>
-    </w:p>
-    <w:p>
-      <w:pPr>
-        <w:rPr>
-          <w:rFonts w:hint="default"/>
-        </w:rPr>
-      </w:pPr>
-      <w:r>
-        <w:rPr>
-          <w:rFonts w:hint="default"/>
-        </w:rPr>
-        <w:t>SELECT * FROM dbo.profesor;</w:t>
-      </w:r>
-    </w:p>
-    <w:p>
-      <w:pPr>
-        <w:rPr>
-          <w:rFonts w:hint="default"/>
-        </w:rPr>
-      </w:pPr>
-      <w:r>
-        <w:rPr>
-          <w:rFonts w:hint="default"/>
-        </w:rPr>
-        <w:t>SELECT * FROM dbo.estudiante;</w:t>
-      </w:r>
-    </w:p>
-    <w:p>
-      <w:pPr>
-        <w:rPr>
-          <w:rFonts w:hint="default"/>
-        </w:rPr>
-      </w:pPr>
-      <w:r>
-        <w:rPr>
-          <w:rFonts w:hint="default"/>
-        </w:rPr>
-        <w:t>SELECT * FROM dbo.curso;</w:t>
-      </w:r>
+      <w:bookmarkStart w:id="0" w:name="_GoBack"/>
+      <w:bookmarkEnd w:id="0"/>
     </w:p>
     <w:p>
       <w:pPr>
@@ -2650,7 +2650,7 @@
     <w:lsdException w:unhideWhenUsed="0" w:uiPriority="0" w:semiHidden="0" w:name="HTML Code"/>
     <w:lsdException w:unhideWhenUsed="0" w:uiPriority="0" w:semiHidden="0" w:name="HTML Definition"/>
     <w:lsdException w:unhideWhenUsed="0" w:uiPriority="0" w:semiHidden="0" w:name="HTML Keyboard"/>
-    <w:lsdException w:unhideWhenUsed="0" w:uiPriority="0" w:semiHidden="0" w:name="HTML Preformatted"/>
+    <w:lsdException w:qFormat="1" w:unhideWhenUsed="0" w:uiPriority="0" w:semiHidden="0" w:name="HTML Preformatted"/>
     <w:lsdException w:unhideWhenUsed="0" w:uiPriority="0" w:semiHidden="0" w:name="HTML Sample"/>
     <w:lsdException w:unhideWhenUsed="0" w:uiPriority="0" w:semiHidden="0" w:name="HTML Typewriter"/>
     <w:lsdException w:unhideWhenUsed="0" w:uiPriority="0" w:semiHidden="0" w:name="HTML Variable"/>
@@ -2831,6 +2831,7 @@
   </w:style>
   <w:style w:type="paragraph" w:styleId="4">
     <w:name w:val="HTML Preformatted"/>
+    <w:qFormat/>
     <w:uiPriority w:val="0"/>
     <w:pPr>
       <w:tabs>
